--- a/source/ms/Course 1_ Basic Nutrition/1 Lesson 7_ Analyzing Meals & Snacks.docx
+++ b/source/ms/Course 1_ Basic Nutrition/1 Lesson 7_ Analyzing Meals & Snacks.docx
@@ -376,7 +376,7 @@
           <w:szCs w:val="26"/>
           <w:rtl w:val="0"/>
         </w:rPr>
-        <w:t xml:space="preserve">Look for whole foods first (e.g., “whole grain oats,” “brown rice,” “chicken breast”).</w:t>
+        <w:t>Look for recognizable ingredients. Whole foods like oats, brown rice, and chicken breast provide more fiber and nutrients.</w:t>
       </w:r>
     </w:p>
     <w:p>
@@ -405,7 +405,7 @@
           <w:szCs w:val="26"/>
           <w:rtl w:val="0"/>
         </w:rPr>
-        <w:t xml:space="preserve">Short ingredient lists are usually simpler and less processed.</w:t>
+        <w:t>Short ingredient lists may be less processed, but check the actual ingredients and nutrients rather than counting the total number of ingredients.</w:t>
       </w:r>
     </w:p>
     <w:p>
@@ -2086,7 +2086,7 @@
           <w:szCs w:val="26"/>
           <w:rtl w:val="0"/>
         </w:rPr>
-        <w:t xml:space="preserve">Red flags (trans fats, hard-to-pronounce ingredients): ___________</w:t>
+        <w:t>Check for: (trans fats, added sugars, sodium levels): ___________</w:t>
       </w:r>
     </w:p>
     <w:p>
